--- a/Classwork_ALevel_20260918 DaLiu.docx
+++ b/Classwork_ALevel_20260918 DaLiu.docx
@@ -458,6 +458,14 @@
       </w:tblGrid>
       <w:tr>
         <w:tblPrEx>
+          <w:tblBorders>
+            <w:top w:val="single" w:color="auto" w:sz="4" w:space="0"/>
+            <w:left w:val="single" w:color="auto" w:sz="4" w:space="0"/>
+            <w:bottom w:val="single" w:color="auto" w:sz="4" w:space="0"/>
+            <w:right w:val="single" w:color="auto" w:sz="4" w:space="0"/>
+            <w:insideH w:val="single" w:color="auto" w:sz="4" w:space="0"/>
+            <w:insideV w:val="single" w:color="auto" w:sz="4" w:space="0"/>
+          </w:tblBorders>
           <w:tblCellMar>
             <w:top w:w="0" w:type="dxa"/>
             <w:left w:w="108" w:type="dxa"/>
@@ -536,12 +544,6 @@
             <w:insideH w:val="single" w:color="auto" w:sz="4" w:space="0"/>
             <w:insideV w:val="single" w:color="auto" w:sz="4" w:space="0"/>
           </w:tblBorders>
-          <w:tblCellMar>
-            <w:top w:w="0" w:type="dxa"/>
-            <w:left w:w="108" w:type="dxa"/>
-            <w:bottom w:w="0" w:type="dxa"/>
-            <w:right w:w="108" w:type="dxa"/>
-          </w:tblCellMar>
         </w:tblPrEx>
         <w:tc>
           <w:tcPr>
@@ -1816,12 +1818,6 @@
             <w:insideH w:val="single" w:color="auto" w:sz="4" w:space="0"/>
             <w:insideV w:val="single" w:color="auto" w:sz="4" w:space="0"/>
           </w:tblBorders>
-          <w:tblCellMar>
-            <w:top w:w="0" w:type="dxa"/>
-            <w:left w:w="108" w:type="dxa"/>
-            <w:bottom w:w="0" w:type="dxa"/>
-            <w:right w:w="108" w:type="dxa"/>
-          </w:tblCellMar>
         </w:tblPrEx>
         <w:tc>
           <w:tcPr>
@@ -1876,14 +1872,7 @@
                 <w:rFonts w:ascii="Courier New" w:hAnsi="Courier New"/>
                 <w:sz w:val="19"/>
               </w:rPr>
-              <w:t xml:space="preserve">    WHILE currentPointer &lt;&gt; nullPointer AND </w:t>
-            </w:r>
-            <w:r>
-              <w:rPr>
-                <w:rFonts w:ascii="Courier New" w:hAnsi="Courier New"/>
-                <w:sz w:val="19"/>
-              </w:rPr>
-              <w:t>myLinkedList[</w:t>
+              <w:t xml:space="preserve">    WHILE currentPointer &lt;&gt; nullPointer AND myLinkedList[</w:t>
             </w:r>
             <w:r>
               <w:rPr>
@@ -2212,8 +2201,6 @@
               </w:rPr>
               <w:t>Because its returned to the free list, the front of the list is pointed by the heapStartPointer which can be used again.</w:t>
             </w:r>
-            <w:bookmarkStart w:id="0" w:name="_GoBack"/>
-            <w:bookmarkEnd w:id="0"/>
           </w:p>
           <w:p>
             <w:pPr>
@@ -2446,13 +2433,13 @@
             <w:pPr>
               <w:spacing w:line="240" w:lineRule="auto"/>
               <w:rPr>
-                <w:rFonts w:hint="eastAsia" w:eastAsia="SimSun"/>
+                <w:rFonts w:hint="default" w:eastAsia="SimSun"/>
                 <w:lang w:val="en-US" w:eastAsia="zh-CN"/>
               </w:rPr>
             </w:pPr>
             <w:r>
               <w:rPr>
-                <w:rFonts w:hint="eastAsia" w:eastAsia="SimSun"/>
+                <w:rFonts w:hint="default" w:eastAsia="SimSun"/>
                 <w:lang w:val="en-US" w:eastAsia="zh-CN"/>
               </w:rPr>
               <w:t>def Enqueue(NewOrder):</w:t>
@@ -2462,13 +2449,13 @@
             <w:pPr>
               <w:spacing w:line="240" w:lineRule="auto"/>
               <w:rPr>
-                <w:rFonts w:hint="eastAsia" w:eastAsia="SimSun"/>
+                <w:rFonts w:hint="default" w:eastAsia="SimSun"/>
                 <w:lang w:val="en-US" w:eastAsia="zh-CN"/>
               </w:rPr>
             </w:pPr>
             <w:r>
               <w:rPr>
-                <w:rFonts w:hint="eastAsia" w:eastAsia="SimSun"/>
+                <w:rFonts w:hint="default" w:eastAsia="SimSun"/>
                 <w:lang w:val="en-US" w:eastAsia="zh-CN"/>
               </w:rPr>
               <w:t xml:space="preserve">    global MyArray,Front,Rear,orderCount</w:t>
@@ -2478,13 +2465,13 @@
             <w:pPr>
               <w:spacing w:line="240" w:lineRule="auto"/>
               <w:rPr>
-                <w:rFonts w:hint="eastAsia" w:eastAsia="SimSun"/>
+                <w:rFonts w:hint="default" w:eastAsia="SimSun"/>
                 <w:lang w:val="en-US" w:eastAsia="zh-CN"/>
               </w:rPr>
             </w:pPr>
             <w:r>
               <w:rPr>
-                <w:rFonts w:hint="eastAsia" w:eastAsia="SimSun"/>
+                <w:rFonts w:hint="default" w:eastAsia="SimSun"/>
                 <w:lang w:val="en-US" w:eastAsia="zh-CN"/>
               </w:rPr>
               <w:t xml:space="preserve">    if orderCount==8:</w:t>
@@ -2494,29 +2481,29 @@
             <w:pPr>
               <w:spacing w:line="240" w:lineRule="auto"/>
               <w:rPr>
-                <w:rFonts w:hint="eastAsia" w:eastAsia="SimSun"/>
+                <w:rFonts w:hint="default" w:eastAsia="SimSun"/>
                 <w:lang w:val="en-US" w:eastAsia="zh-CN"/>
               </w:rPr>
             </w:pPr>
             <w:r>
               <w:rPr>
-                <w:rFonts w:hint="eastAsia" w:eastAsia="SimSun"/>
+                <w:rFonts w:hint="default" w:eastAsia="SimSun"/>
                 <w:lang w:val="en-US" w:eastAsia="zh-CN"/>
               </w:rPr>
-              <w:t xml:space="preserve">       print("Queue full")</w:t>
+              <w:t xml:space="preserve">       return "Queue full"</w:t>
             </w:r>
           </w:p>
           <w:p>
             <w:pPr>
               <w:spacing w:line="240" w:lineRule="auto"/>
               <w:rPr>
-                <w:rFonts w:hint="eastAsia" w:eastAsia="SimSun"/>
+                <w:rFonts w:hint="default" w:eastAsia="SimSun"/>
                 <w:lang w:val="en-US" w:eastAsia="zh-CN"/>
               </w:rPr>
             </w:pPr>
             <w:r>
               <w:rPr>
-                <w:rFonts w:hint="eastAsia" w:eastAsia="SimSun"/>
+                <w:rFonts w:hint="default" w:eastAsia="SimSun"/>
                 <w:lang w:val="en-US" w:eastAsia="zh-CN"/>
               </w:rPr>
               <w:t xml:space="preserve">    else:</w:t>
@@ -2526,13 +2513,13 @@
             <w:pPr>
               <w:spacing w:line="240" w:lineRule="auto"/>
               <w:rPr>
-                <w:rFonts w:hint="eastAsia" w:eastAsia="SimSun"/>
+                <w:rFonts w:hint="default" w:eastAsia="SimSun"/>
                 <w:lang w:val="en-US" w:eastAsia="zh-CN"/>
               </w:rPr>
             </w:pPr>
             <w:r>
               <w:rPr>
-                <w:rFonts w:hint="eastAsia" w:eastAsia="SimSun"/>
+                <w:rFonts w:hint="default" w:eastAsia="SimSun"/>
                 <w:lang w:val="en-US" w:eastAsia="zh-CN"/>
               </w:rPr>
               <w:t xml:space="preserve">       MyArray[Rear]=NewOrder</w:t>
@@ -2542,13 +2529,13 @@
             <w:pPr>
               <w:spacing w:line="240" w:lineRule="auto"/>
               <w:rPr>
-                <w:rFonts w:hint="eastAsia" w:eastAsia="SimSun"/>
+                <w:rFonts w:hint="default" w:eastAsia="SimSun"/>
                 <w:lang w:val="en-US" w:eastAsia="zh-CN"/>
               </w:rPr>
             </w:pPr>
             <w:r>
               <w:rPr>
-                <w:rFonts w:hint="eastAsia" w:eastAsia="SimSun"/>
+                <w:rFonts w:hint="default" w:eastAsia="SimSun"/>
                 <w:lang w:val="en-US" w:eastAsia="zh-CN"/>
               </w:rPr>
               <w:t xml:space="preserve">       Rear=(Rear+1)%8</w:t>
@@ -2558,26 +2545,17 @@
             <w:pPr>
               <w:spacing w:line="240" w:lineRule="auto"/>
               <w:rPr>
-                <w:rFonts w:hint="eastAsia" w:eastAsia="SimSun"/>
+                <w:rFonts w:hint="default" w:eastAsia="SimSun"/>
                 <w:lang w:val="en-US" w:eastAsia="zh-CN"/>
               </w:rPr>
             </w:pPr>
             <w:r>
               <w:rPr>
-                <w:rFonts w:hint="eastAsia" w:eastAsia="SimSun"/>
+                <w:rFonts w:hint="default" w:eastAsia="SimSun"/>
                 <w:lang w:val="en-US" w:eastAsia="zh-CN"/>
               </w:rPr>
               <w:t xml:space="preserve">       orderCount=orderCount+1</w:t>
             </w:r>
-          </w:p>
-          <w:p>
-            <w:pPr>
-              <w:spacing w:line="240" w:lineRule="auto"/>
-              <w:rPr>
-                <w:rFonts w:hint="default" w:eastAsia="SimSun"/>
-                <w:lang w:val="en-US" w:eastAsia="zh-CN"/>
-              </w:rPr>
-            </w:pPr>
           </w:p>
         </w:tc>
       </w:tr>
@@ -2639,14 +2617,6 @@
           <w:p>
             <w:pPr>
               <w:spacing w:line="240" w:lineRule="auto"/>
-            </w:pPr>
-            <w:r>
-              <w:t>Copy and paste your code here.</w:t>
-            </w:r>
-          </w:p>
-          <w:p>
-            <w:pPr>
-              <w:spacing w:line="240" w:lineRule="auto"/>
               <w:rPr>
                 <w:rFonts w:hint="default"/>
               </w:rPr>
@@ -2697,7 +2667,7 @@
               <w:rPr>
                 <w:rFonts w:hint="default"/>
               </w:rPr>
-              <w:t xml:space="preserve">       print("EMPTY")</w:t>
+              <w:t xml:space="preserve">       return "Empty"</w:t>
             </w:r>
           </w:p>
           <w:p>
@@ -2964,12 +2934,79 @@
           <w:p>
             <w:pPr>
               <w:spacing w:line="240" w:lineRule="auto"/>
+              <w:rPr>
+                <w:rFonts w:hint="default"/>
+              </w:rPr>
             </w:pPr>
             <w:r>
               <w:rPr>
                 <w:rFonts w:hint="default"/>
               </w:rPr>
               <w:t>Enqueue("Finn")</w:t>
+            </w:r>
+          </w:p>
+          <w:p>
+            <w:pPr>
+              <w:spacing w:line="240" w:lineRule="auto"/>
+              <w:rPr>
+                <w:rFonts w:hint="eastAsia" w:eastAsia="SimSun"/>
+                <w:lang w:val="en-US" w:eastAsia="zh-CN"/>
+              </w:rPr>
+            </w:pPr>
+            <w:r>
+              <w:rPr>
+                <w:rFonts w:hint="eastAsia" w:eastAsia="SimSun"/>
+                <w:lang w:val="en-US" w:eastAsia="zh-CN"/>
+              </w:rPr>
+              <w:t>Print(Dequeue())</w:t>
+            </w:r>
+          </w:p>
+          <w:p>
+            <w:pPr>
+              <w:spacing w:line="240" w:lineRule="auto"/>
+              <w:rPr>
+                <w:rFonts w:hint="eastAsia" w:eastAsia="SimSun"/>
+                <w:lang w:val="en-US" w:eastAsia="zh-CN"/>
+              </w:rPr>
+            </w:pPr>
+            <w:r>
+              <w:rPr>
+                <w:rFonts w:hint="eastAsia" w:eastAsia="SimSun"/>
+                <w:lang w:val="en-US" w:eastAsia="zh-CN"/>
+              </w:rPr>
+              <w:t>Print(Dequeue())</w:t>
+            </w:r>
+          </w:p>
+          <w:p>
+            <w:pPr>
+              <w:spacing w:line="240" w:lineRule="auto"/>
+              <w:rPr>
+                <w:rFonts w:hint="eastAsia" w:eastAsia="SimSun"/>
+                <w:lang w:val="en-US" w:eastAsia="zh-CN"/>
+              </w:rPr>
+            </w:pPr>
+            <w:r>
+              <w:rPr>
+                <w:rFonts w:hint="eastAsia" w:eastAsia="SimSun"/>
+                <w:lang w:val="en-US" w:eastAsia="zh-CN"/>
+              </w:rPr>
+              <w:t>Print(Dequeue())</w:t>
+            </w:r>
+          </w:p>
+          <w:p>
+            <w:pPr>
+              <w:spacing w:line="240" w:lineRule="auto"/>
+              <w:rPr>
+                <w:rFonts w:hint="default" w:eastAsia="SimSun"/>
+                <w:lang w:val="en-US" w:eastAsia="zh-CN"/>
+              </w:rPr>
+            </w:pPr>
+            <w:r>
+              <w:rPr>
+                <w:rFonts w:hint="eastAsia" w:eastAsia="SimSun"/>
+                <w:lang w:val="en-US" w:eastAsia="zh-CN"/>
+              </w:rPr>
+              <w:t>Print(Dequeue())</w:t>
             </w:r>
           </w:p>
         </w:tc>
@@ -3046,8 +3083,8 @@
               </w:rPr>
               <w:drawing>
                 <wp:inline distT="0" distB="0" distL="114300" distR="114300">
-                  <wp:extent cx="4798695" cy="367665"/>
-                  <wp:effectExtent l="0" t="0" r="5080" b="10160"/>
+                  <wp:extent cx="771525" cy="1733550"/>
+                  <wp:effectExtent l="0" t="0" r="5715" b="4445"/>
                   <wp:docPr id="1" name="图片 1" descr="IMG_256"/>
                   <wp:cNvGraphicFramePr>
                     <a:graphicFrameLocks xmlns:a="http://schemas.openxmlformats.org/drawingml/2006/main" noChangeAspect="1"/>
@@ -3070,7 +3107,7 @@
                         <pic:spPr>
                           <a:xfrm>
                             <a:off x="0" y="0"/>
-                            <a:ext cx="4798695" cy="367665"/>
+                            <a:ext cx="771525" cy="1733550"/>
                           </a:xfrm>
                           <a:prstGeom prst="rect">
                             <a:avLst/>
@@ -3158,7 +3195,7 @@
             <w:pPr>
               <w:spacing w:line="240" w:lineRule="auto"/>
               <w:rPr>
-                <w:rFonts w:hint="default" w:eastAsia="SimSun"/>
+                <w:rFonts w:hint="eastAsia" w:eastAsia="SimSun"/>
                 <w:lang w:val="en-US" w:eastAsia="zh-CN"/>
               </w:rPr>
             </w:pPr>
@@ -3167,49 +3204,45 @@
                 <w:rFonts w:hint="eastAsia" w:eastAsia="SimSun"/>
                 <w:lang w:val="en-US" w:eastAsia="zh-CN"/>
               </w:rPr>
-              <w:t>Cara</w:t>
+              <w:t>EMPTY</w:t>
             </w:r>
           </w:p>
           <w:p>
             <w:pPr>
               <w:spacing w:line="240" w:lineRule="auto"/>
               <w:rPr>
-                <w:rFonts w:hint="default"/>
+                <w:rFonts w:hint="eastAsia" w:eastAsia="SimSun"/>
+                <w:lang w:val="en-US" w:eastAsia="zh-CN"/>
               </w:rPr>
             </w:pPr>
             <w:r>
               <w:rPr>
-                <w:rFonts w:hint="default"/>
-              </w:rPr>
-              <w:t>Dan</w:t>
+                <w:rFonts w:hint="eastAsia" w:eastAsia="SimSun"/>
+                <w:lang w:val="en-US" w:eastAsia="zh-CN"/>
+              </w:rPr>
+              <w:t>EMPTY</w:t>
             </w:r>
           </w:p>
           <w:p>
             <w:pPr>
               <w:spacing w:line="240" w:lineRule="auto"/>
               <w:rPr>
-                <w:rFonts w:hint="default"/>
+                <w:rFonts w:hint="eastAsia" w:eastAsia="SimSun"/>
+                <w:lang w:val="en-US" w:eastAsia="zh-CN"/>
               </w:rPr>
             </w:pPr>
             <w:r>
               <w:rPr>
-                <w:rFonts w:hint="default"/>
-              </w:rPr>
-              <w:t>Eve</w:t>
+                <w:rFonts w:hint="eastAsia" w:eastAsia="SimSun"/>
+                <w:lang w:val="en-US" w:eastAsia="zh-CN"/>
+              </w:rPr>
+              <w:t>EMPTY</w:t>
             </w:r>
           </w:p>
           <w:p>
             <w:pPr>
               <w:spacing w:line="240" w:lineRule="auto"/>
               <w:rPr>
-                <w:rFonts w:hint="default"/>
-              </w:rPr>
-            </w:pPr>
-          </w:p>
-          <w:p>
-            <w:pPr>
-              <w:spacing w:line="240" w:lineRule="auto"/>
-              <w:rPr>
                 <w:rFonts w:hint="default" w:eastAsia="SimSun"/>
                 <w:lang w:val="en-US" w:eastAsia="zh-CN"/>
               </w:rPr>
@@ -3219,137 +3252,10 @@
                 <w:rFonts w:hint="eastAsia" w:eastAsia="SimSun"/>
                 <w:lang w:val="en-US" w:eastAsia="zh-CN"/>
               </w:rPr>
-              <w:t xml:space="preserve">Because when (d)finished, the queue has </w:t>
+              <w:t>Becuase the queue has been already empty, no more orders can be popped.</w:t>
             </w:r>
-            <w:r>
-              <w:rPr>
-                <w:rFonts w:hint="default" w:eastAsia="SimSun"/>
-                <w:lang w:val="en-US" w:eastAsia="zh-CN"/>
-              </w:rPr>
-              <w:t>“</w:t>
-            </w:r>
-            <w:r>
-              <w:rPr>
-                <w:rFonts w:hint="eastAsia" w:eastAsia="SimSun"/>
-                <w:lang w:val="en-US" w:eastAsia="zh-CN"/>
-              </w:rPr>
-              <w:t>Cara</w:t>
-            </w:r>
-            <w:r>
-              <w:rPr>
-                <w:rFonts w:hint="default" w:eastAsia="SimSun"/>
-                <w:lang w:val="en-US" w:eastAsia="zh-CN"/>
-              </w:rPr>
-              <w:t>”</w:t>
-            </w:r>
-            <w:r>
-              <w:rPr>
-                <w:rFonts w:hint="eastAsia" w:eastAsia="SimSun"/>
-                <w:lang w:val="en-US" w:eastAsia="zh-CN"/>
-              </w:rPr>
-              <w:t xml:space="preserve"> and </w:t>
-            </w:r>
-            <w:r>
-              <w:rPr>
-                <w:rFonts w:hint="default" w:eastAsia="SimSun"/>
-                <w:lang w:val="en-US" w:eastAsia="zh-CN"/>
-              </w:rPr>
-              <w:t>“</w:t>
-            </w:r>
-            <w:r>
-              <w:rPr>
-                <w:rFonts w:hint="eastAsia" w:eastAsia="SimSun"/>
-                <w:lang w:val="en-US" w:eastAsia="zh-CN"/>
-              </w:rPr>
-              <w:t>Dan</w:t>
-            </w:r>
-            <w:r>
-              <w:rPr>
-                <w:rFonts w:hint="default" w:eastAsia="SimSun"/>
-                <w:lang w:val="en-US" w:eastAsia="zh-CN"/>
-              </w:rPr>
-              <w:t>”</w:t>
-            </w:r>
-            <w:r>
-              <w:rPr>
-                <w:rFonts w:hint="eastAsia" w:eastAsia="SimSun"/>
-                <w:lang w:val="en-US" w:eastAsia="zh-CN"/>
-              </w:rPr>
-              <w:t xml:space="preserve"> and </w:t>
-            </w:r>
-            <w:r>
-              <w:rPr>
-                <w:rFonts w:hint="default" w:eastAsia="SimSun"/>
-                <w:lang w:val="en-US" w:eastAsia="zh-CN"/>
-              </w:rPr>
-              <w:t>“</w:t>
-            </w:r>
-            <w:r>
-              <w:rPr>
-                <w:rFonts w:hint="eastAsia" w:eastAsia="SimSun"/>
-                <w:lang w:val="en-US" w:eastAsia="zh-CN"/>
-              </w:rPr>
-              <w:t>Eve</w:t>
-            </w:r>
-            <w:r>
-              <w:rPr>
-                <w:rFonts w:hint="default" w:eastAsia="SimSun"/>
-                <w:lang w:val="en-US" w:eastAsia="zh-CN"/>
-              </w:rPr>
-              <w:t>”</w:t>
-            </w:r>
-            <w:r>
-              <w:rPr>
-                <w:rFonts w:hint="eastAsia" w:eastAsia="SimSun"/>
-                <w:lang w:val="en-US" w:eastAsia="zh-CN"/>
-              </w:rPr>
-              <w:t xml:space="preserve"> and </w:t>
-            </w:r>
-            <w:r>
-              <w:rPr>
-                <w:rFonts w:hint="default" w:eastAsia="SimSun"/>
-                <w:lang w:val="en-US" w:eastAsia="zh-CN"/>
-              </w:rPr>
-              <w:t>“</w:t>
-            </w:r>
-            <w:r>
-              <w:rPr>
-                <w:rFonts w:hint="eastAsia" w:eastAsia="SimSun"/>
-                <w:lang w:val="en-US" w:eastAsia="zh-CN"/>
-              </w:rPr>
-              <w:t>Finn</w:t>
-            </w:r>
-            <w:r>
-              <w:rPr>
-                <w:rFonts w:hint="default" w:eastAsia="SimSun"/>
-                <w:lang w:val="en-US" w:eastAsia="zh-CN"/>
-              </w:rPr>
-              <w:t>”</w:t>
-            </w:r>
-          </w:p>
-          <w:p>
-            <w:pPr>
-              <w:spacing w:line="240" w:lineRule="auto"/>
-              <w:rPr>
-                <w:rFonts w:hint="default" w:eastAsia="SimSun"/>
-                <w:lang w:val="en-US" w:eastAsia="zh-CN"/>
-              </w:rPr>
-            </w:pPr>
-            <w:r>
-              <w:rPr>
-                <w:rFonts w:hint="eastAsia" w:eastAsia="SimSun"/>
-                <w:lang w:val="en-US" w:eastAsia="zh-CN"/>
-              </w:rPr>
-              <w:t>So three dequeue will return the top-3 first order, which is Cara, Dan and Eve.</w:t>
-            </w:r>
-          </w:p>
-          <w:p>
-            <w:pPr>
-              <w:spacing w:line="240" w:lineRule="auto"/>
-              <w:rPr>
-                <w:rFonts w:hint="default"/>
-              </w:rPr>
-            </w:pPr>
+            <w:bookmarkStart w:id="0" w:name="_GoBack"/>
+            <w:bookmarkEnd w:id="0"/>
           </w:p>
         </w:tc>
       </w:tr>
@@ -3627,8 +3533,8 @@
     <w:lsdException w:uiPriority="99" w:name="Normal Indent"/>
     <w:lsdException w:uiPriority="99" w:name="footnote text"/>
     <w:lsdException w:uiPriority="99" w:name="annotation text"/>
-    <w:lsdException w:uiPriority="99" w:semiHidden="0" w:name="header"/>
-    <w:lsdException w:uiPriority="99" w:semiHidden="0" w:name="footer"/>
+    <w:lsdException w:qFormat="1" w:uiPriority="99" w:semiHidden="0" w:name="header"/>
+    <w:lsdException w:qFormat="1" w:uiPriority="99" w:semiHidden="0" w:name="footer"/>
     <w:lsdException w:uiPriority="99" w:name="index heading"/>
     <w:lsdException w:qFormat="1" w:uiPriority="35" w:name="caption"/>
     <w:lsdException w:uiPriority="99" w:name="table of figures"/>
@@ -3661,7 +3567,7 @@
     <w:lsdException w:qFormat="1" w:unhideWhenUsed="0" w:uiPriority="10" w:semiHidden="0" w:name="Title"/>
     <w:lsdException w:uiPriority="99" w:name="Closing"/>
     <w:lsdException w:uiPriority="99" w:name="Signature"/>
-    <w:lsdException w:uiPriority="1" w:name="Default Paragraph Font"/>
+    <w:lsdException w:qFormat="1" w:uiPriority="1" w:name="Default Paragraph Font"/>
     <w:lsdException w:qFormat="1" w:uiPriority="99" w:semiHidden="0" w:name="Body Text"/>
     <w:lsdException w:uiPriority="99" w:name="Body Text Indent"/>
     <w:lsdException w:qFormat="1" w:uiPriority="99" w:semiHidden="0" w:name="List Continue"/>
@@ -4103,6 +4009,7 @@
     <w:name w:val="Default Paragraph Font"/>
     <w:semiHidden/>
     <w:unhideWhenUsed/>
+    <w:qFormat/>
     <w:uiPriority w:val="1"/>
   </w:style>
   <w:style w:type="table" w:default="1" w:styleId="32">
@@ -4317,6 +4224,7 @@
     <w:basedOn w:val="1"/>
     <w:link w:val="136"/>
     <w:unhideWhenUsed/>
+    <w:qFormat/>
     <w:uiPriority w:val="99"/>
     <w:pPr>
       <w:tabs>
@@ -4331,6 +4239,7 @@
     <w:basedOn w:val="1"/>
     <w:link w:val="135"/>
     <w:unhideWhenUsed/>
+    <w:qFormat/>
     <w:uiPriority w:val="99"/>
     <w:pPr>
       <w:tabs>
@@ -15416,6 +15325,7 @@
     <w:name w:val="页眉 字符"/>
     <w:basedOn w:val="132"/>
     <w:link w:val="25"/>
+    <w:qFormat/>
     <w:uiPriority w:val="99"/>
   </w:style>
   <w:style w:type="character" w:customStyle="1" w:styleId="136">
@@ -15442,6 +15352,7 @@
     <w:name w:val="标题 1 字符"/>
     <w:basedOn w:val="132"/>
     <w:link w:val="3"/>
+    <w:qFormat/>
     <w:uiPriority w:val="9"/>
     <w:rPr>
       <w:rFonts w:asciiTheme="majorHAnsi" w:hAnsiTheme="majorHAnsi" w:eastAsiaTheme="majorEastAsia" w:cstheme="majorBidi"/>
@@ -15456,6 +15367,7 @@
     <w:name w:val="标题 2 字符"/>
     <w:basedOn w:val="132"/>
     <w:link w:val="4"/>
+    <w:qFormat/>
     <w:uiPriority w:val="9"/>
     <w:rPr>
       <w:rFonts w:asciiTheme="majorHAnsi" w:hAnsiTheme="majorHAnsi" w:eastAsiaTheme="majorEastAsia" w:cstheme="majorBidi"/>
@@ -15475,6 +15387,7 @@
     <w:name w:val="标题 3 字符"/>
     <w:basedOn w:val="132"/>
     <w:link w:val="5"/>
+    <w:qFormat/>
     <w:uiPriority w:val="9"/>
     <w:rPr>
       <w:rFonts w:asciiTheme="majorHAnsi" w:hAnsiTheme="majorHAnsi" w:eastAsiaTheme="majorEastAsia" w:cstheme="majorBidi"/>
@@ -15492,6 +15405,7 @@
     <w:name w:val="标题 字符"/>
     <w:basedOn w:val="132"/>
     <w:link w:val="31"/>
+    <w:qFormat/>
     <w:uiPriority w:val="10"/>
     <w:rPr>
       <w:rFonts w:asciiTheme="majorHAnsi" w:hAnsiTheme="majorHAnsi" w:eastAsiaTheme="majorEastAsia" w:cstheme="majorBidi"/>
@@ -16186,23 +16100,6 @@
 </file>
 
 <file path=customXml/item2.xml><?xml version="1.0" encoding="utf-8"?>
-<?mso-contentType ?>
-<FormTemplates xmlns="http://schemas.microsoft.com/sharepoint/v3/contenttype/forms">
-  <Display>DocumentLibraryForm</Display>
-  <Edit>DocumentLibraryForm</Edit>
-  <New>DocumentLibraryForm</New>
-</FormTemplates>
-</file>
-
-<file path=customXml/item3.xml><?xml version="1.0" encoding="utf-8"?>
-<p:properties xmlns:p="http://schemas.microsoft.com/office/2006/metadata/properties" xmlns:xsi="http://www.w3.org/2001/XMLSchema-instance" xmlns:pc="http://schemas.microsoft.com/office/infopath/2007/PartnerControls">
-  <documentManagement>
-    <ReferenceId xmlns="4b2ec928-e61c-45f9-afd5-5fe25614ee39" xsi:nil="true"/>
-  </documentManagement>
-</p:properties>
-</file>
-
-<file path=customXml/item4.xml><?xml version="1.0" encoding="utf-8"?>
 <ct:contentTypeSchema xmlns:ct="http://schemas.microsoft.com/office/2006/metadata/contentType" xmlns:ma="http://schemas.microsoft.com/office/2006/metadata/properties/metaAttributes" ct:_="" ma:_="" ma:contentTypeName="文档" ma:contentTypeID="0x0101003AEF7E68CB822F44861A637BA73F2A5B" ma:contentTypeVersion="4" ma:contentTypeDescription="新建文档。" ma:contentTypeScope="" ma:versionID="3c781c84394333085f92de358e4b3b66">
   <xsd:schema xmlns:xsd="http://www.w3.org/2001/XMLSchema" xmlns:xs="http://www.w3.org/2001/XMLSchema" xmlns:p="http://schemas.microsoft.com/office/2006/metadata/properties" xmlns:ns2="4b2ec928-e61c-45f9-afd5-5fe25614ee39" targetNamespace="http://schemas.microsoft.com/office/2006/metadata/properties" ma:root="true" ma:fieldsID="bb7f00b545caa1be8c5e2805900d057a" ns2:_="">
     <xsd:import namespace="4b2ec928-e61c-45f9-afd5-5fe25614ee39"/>
@@ -16346,6 +16243,23 @@
 </ct:contentTypeSchema>
 </file>
 
+<file path=customXml/item3.xml><?xml version="1.0" encoding="utf-8"?>
+<p:properties xmlns:p="http://schemas.microsoft.com/office/2006/metadata/properties" xmlns:xsi="http://www.w3.org/2001/XMLSchema-instance" xmlns:pc="http://schemas.microsoft.com/office/infopath/2007/PartnerControls">
+  <documentManagement>
+    <ReferenceId xmlns="4b2ec928-e61c-45f9-afd5-5fe25614ee39" xsi:nil="true"/>
+  </documentManagement>
+</p:properties>
+</file>
+
+<file path=customXml/item4.xml><?xml version="1.0" encoding="utf-8"?>
+<?mso-contentType ?>
+<FormTemplates xmlns="http://schemas.microsoft.com/sharepoint/v3/contenttype/forms">
+  <Display>DocumentLibraryForm</Display>
+  <Edit>DocumentLibraryForm</Edit>
+  <New>DocumentLibraryForm</New>
+</FormTemplates>
+</file>
+
 <file path=customXml/itemProps1.xml><?xml version="1.0" encoding="utf-8"?>
 <ds:datastoreItem xmlns:ds="http://schemas.openxmlformats.org/officeDocument/2006/customXml" ds:itemID="{EF278816-EC6F-A645-907D-7F25AECB1D4A}">
   <ds:schemaRefs/>
@@ -16353,7 +16267,7 @@
 </file>
 
 <file path=customXml/itemProps2.xml><?xml version="1.0" encoding="utf-8"?>
-<ds:datastoreItem xmlns:ds="http://schemas.openxmlformats.org/officeDocument/2006/customXml" ds:itemID="{9957B394-067B-493D-9120-BA0929FBB8BF}">
+<ds:datastoreItem xmlns:ds="http://schemas.openxmlformats.org/officeDocument/2006/customXml" ds:itemID="{95541AF0-E8D6-4023-897E-E2F15D1B43DB}">
   <ds:schemaRefs/>
 </ds:datastoreItem>
 </file>
@@ -16365,7 +16279,7 @@
 </file>
 
 <file path=customXml/itemProps4.xml><?xml version="1.0" encoding="utf-8"?>
-<ds:datastoreItem xmlns:ds="http://schemas.openxmlformats.org/officeDocument/2006/customXml" ds:itemID="{95541AF0-E8D6-4023-897E-E2F15D1B43DB}">
+<ds:datastoreItem xmlns:ds="http://schemas.openxmlformats.org/officeDocument/2006/customXml" ds:itemID="{9957B394-067B-493D-9120-BA0929FBB8BF}">
   <ds:schemaRefs/>
 </ds:datastoreItem>
 </file>
--- a/Classwork_ALevel_20260918 DaLiu.docx
+++ b/Classwork_ALevel_20260918 DaLiu.docx
@@ -332,12 +332,20 @@
                 <w:lang w:val="en-US" w:eastAsia="zh-CN"/>
               </w:rPr>
             </w:pPr>
+            <w:commentRangeStart w:id="1"/>
             <w:r>
               <w:rPr>
                 <w:rFonts w:hint="eastAsia" w:eastAsia="SimSun"/>
                 <w:lang w:val="en-US" w:eastAsia="zh-CN"/>
               </w:rPr>
               <w:t>Height:2</w:t>
+            </w:r>
+            <w:commentRangeEnd w:id="1"/>
+            <w:r>
+              <w:rPr>
+                <w:rStyle w:val="CommentReference"/>
+              </w:rPr>
+              <w:commentReference w:id="1"/>
             </w:r>
           </w:p>
         </w:tc>
@@ -493,12 +501,20 @@
                 <w:lang w:val="en-US" w:eastAsia="zh-CN"/>
               </w:rPr>
             </w:pPr>
+            <w:commentRangeStart w:id="2"/>
             <w:r>
               <w:rPr>
                 <w:rFonts w:hint="eastAsia" w:eastAsia="SimSun"/>
                 <w:lang w:val="en-US" w:eastAsia="zh-CN"/>
               </w:rPr>
               <w:t>Leftnode&lt;the middle node&lt;the right node</w:t>
+            </w:r>
+            <w:commentRangeEnd w:id="2"/>
+            <w:r>
+              <w:rPr>
+                <w:rStyle w:val="CommentReference"/>
+              </w:rPr>
+              <w:commentReference w:id="2"/>
             </w:r>
           </w:p>
         </w:tc>
@@ -664,12 +680,20 @@
                 <w:lang w:val="en-US" w:eastAsia="zh-CN"/>
               </w:rPr>
             </w:pPr>
+            <w:commentRangeStart w:id="3"/>
             <w:r>
               <w:rPr>
                 <w:rFonts w:hint="eastAsia" w:eastAsia="SimSun"/>
                 <w:lang w:val="en-US" w:eastAsia="zh-CN"/>
               </w:rPr>
               <w:t>We have to avoid collision of keys of node in Binary Search Tree.It will lead to confusion since we cannot know exactly the identity of the student from a duplicate key.</w:t>
+            </w:r>
+            <w:commentRangeEnd w:id="3"/>
+            <w:r>
+              <w:rPr>
+                <w:rStyle w:val="CommentReference"/>
+              </w:rPr>
+              <w:commentReference w:id="3"/>
             </w:r>
           </w:p>
           <w:p>
@@ -1410,12 +1434,20 @@
                 <w:lang w:val="en-US" w:eastAsia="zh-CN"/>
               </w:rPr>
             </w:pPr>
+            <w:commentRangeStart w:id="4"/>
             <w:r>
               <w:rPr>
                 <w:rFonts w:hint="eastAsia" w:eastAsia="SimSun"/>
                 <w:lang w:val="en-US" w:eastAsia="zh-CN"/>
               </w:rPr>
               <w:t>-1</w:t>
+            </w:r>
+            <w:commentRangeEnd w:id="4"/>
+            <w:r>
+              <w:rPr>
+                <w:rStyle w:val="CommentReference"/>
+              </w:rPr>
+              <w:commentReference w:id="4"/>
             </w:r>
           </w:p>
         </w:tc>
@@ -2194,12 +2226,20 @@
                 <w:lang w:val="en-US" w:eastAsia="zh-CN"/>
               </w:rPr>
             </w:pPr>
+            <w:commentRangeStart w:id="5"/>
             <w:r>
               <w:rPr>
                 <w:rFonts w:hint="eastAsia" w:eastAsia="SimSun"/>
                 <w:lang w:val="en-US" w:eastAsia="zh-CN"/>
               </w:rPr>
               <w:t>Because its returned to the free list, the front of the list is pointed by the heapStartPointer which can be used again.</w:t>
+            </w:r>
+            <w:commentRangeEnd w:id="5"/>
+            <w:r>
+              <w:rPr>
+                <w:rStyle w:val="CommentReference"/>
+              </w:rPr>
+              <w:commentReference w:id="5"/>
             </w:r>
           </w:p>
           <w:p>
@@ -2485,12 +2525,20 @@
                 <w:lang w:val="en-US" w:eastAsia="zh-CN"/>
               </w:rPr>
             </w:pPr>
+            <w:commentRangeStart w:id="6"/>
             <w:r>
               <w:rPr>
                 <w:rFonts w:hint="default" w:eastAsia="SimSun"/>
                 <w:lang w:val="en-US" w:eastAsia="zh-CN"/>
               </w:rPr>
               <w:t xml:space="preserve">       return "Queue full"</w:t>
+            </w:r>
+            <w:commentRangeEnd w:id="6"/>
+            <w:r>
+              <w:rPr>
+                <w:rStyle w:val="CommentReference"/>
+              </w:rPr>
+              <w:commentReference w:id="6"/>
             </w:r>
           </w:p>
           <w:p>
@@ -2663,11 +2711,19 @@
                 <w:rFonts w:hint="default"/>
               </w:rPr>
             </w:pPr>
+            <w:commentRangeStart w:id="7"/>
             <w:r>
               <w:rPr>
                 <w:rFonts w:hint="default"/>
               </w:rPr>
               <w:t xml:space="preserve">       return "Empty"</w:t>
+            </w:r>
+            <w:commentRangeEnd w:id="7"/>
+            <w:r>
+              <w:rPr>
+                <w:rStyle w:val="CommentReference"/>
+              </w:rPr>
+              <w:commentReference w:id="7"/>
             </w:r>
           </w:p>
           <w:p>
@@ -2953,12 +3009,20 @@
                 <w:lang w:val="en-US" w:eastAsia="zh-CN"/>
               </w:rPr>
             </w:pPr>
+            <w:commentRangeStart w:id="8"/>
             <w:r>
               <w:rPr>
                 <w:rFonts w:hint="eastAsia" w:eastAsia="SimSun"/>
                 <w:lang w:val="en-US" w:eastAsia="zh-CN"/>
               </w:rPr>
               <w:t>Print(Dequeue())</w:t>
+            </w:r>
+            <w:commentRangeEnd w:id="8"/>
+            <w:r>
+              <w:rPr>
+                <w:rStyle w:val="CommentReference"/>
+              </w:rPr>
+              <w:commentReference w:id="8"/>
             </w:r>
           </w:p>
           <w:p>
@@ -3247,6 +3311,7 @@
                 <w:lang w:val="en-US" w:eastAsia="zh-CN"/>
               </w:rPr>
             </w:pPr>
+            <w:commentRangeStart w:id="9"/>
             <w:r>
               <w:rPr>
                 <w:rFonts w:hint="eastAsia" w:eastAsia="SimSun"/>
@@ -3256,6 +3321,13 @@
             </w:r>
             <w:bookmarkStart w:id="0" w:name="_GoBack"/>
             <w:bookmarkEnd w:id="0"/>
+            <w:commentRangeEnd w:id="9"/>
+            <w:r>
+              <w:rPr>
+                <w:rStyle w:val="CommentReference"/>
+              </w:rPr>
+              <w:commentReference w:id="9"/>
+            </w:r>
           </w:p>
         </w:tc>
       </w:tr>
@@ -3271,6 +3343,74 @@
     </w:sectPr>
   </w:body>
 </w:document>
+</file>
+
+<file path=word/comments.xml><?xml version="1.0" encoding="utf-8"?>
+<w:comments xmlns:w="http://schemas.openxmlformats.org/wordprocessingml/2006/main">
+  <w:comment w:id="1" w:author="Teacher" w:date="2026-09-25T13:00:00Z" w:initials="T">
+    <w:p>
+      <w:r>
+        <w:t xml:space="preserve">4/4 - Full marks. Level 3 and height 2 are both correct. To make the answer complete in the exam it also helps to state that the root is counted as level 1, which is what makes 45 level 3, and to define height as the number of edges on the longest path from the root to the deepest leaf.</w:t>
+      </w:r>
+    </w:p>
+  </w:comment>
+  <w:comment w:id="2" w:author="Teacher" w:date="2026-09-25T13:00:00Z" w:initials="T">
+    <w:p>
+      <w:r>
+        <w:t xml:space="preserve">3/4 - The left child being smaller than its parent earns the marks for that rule. Two points: the right-hand rule is 'greater than or equal to' the parent, not simply greater; and both rules compare a child with its own parent node, so it is clearer to write 'every left child's key &lt; its parent's key and every right child's key &gt;= its parent's key'. (-1)</w:t>
+      </w:r>
+    </w:p>
+  </w:comment>
+  <w:comment w:id="3" w:author="Teacher" w:date="2026-09-25T13:00:00Z" w:initials="T">
+    <w:p>
+      <w:r>
+        <w:t xml:space="preserve">4/5 - Uniqueness, the duplication problem and the consequence (not knowing which student a record belongs to) are all credited. The missing point is that a key must also be comparable, which is what allows the tree to order the records and search by them. (-1)</w:t>
+      </w:r>
+    </w:p>
+  </w:comment>
+  <w:comment w:id="4" w:author="Teacher" w:date="2026-09-25T13:00:00Z" w:initials="T">
+    <w:p>
+      <w:r>
+        <w:t xml:space="preserve">6/6 - Full marks. Every itemPointer is correct, and -1 in the last row is the right value: the node holding 61 is the last node in the list, so its next pointer is the null pointer. When a question asks for the next pointer, giving the pointer actually stored in that node is the correct reading. It is worth adding in words that the search stops and returns the index once the item is found.</w:t>
+      </w:r>
+    </w:p>
+  </w:comment>
+  <w:comment w:id="5" w:author="Teacher" w:date="2026-09-25T13:00:00Z" w:initials="T">
+    <w:p>
+      <w:r>
+        <w:t xml:space="preserve">3/4 - 'Returned to the free list' and 'can be used again' are credited. The missing point is the two pointer updates, and it is worth naming both variables: the removed node's pointer is set to the old heapStartPointer, and heapStartPointer is then updated to point at the removed node. (-1)</w:t>
+      </w:r>
+    </w:p>
+  </w:comment>
+  <w:comment w:id="6" w:author="Teacher" w:date="2026-09-25T13:00:00Z" w:initials="T">
+    <w:p>
+      <w:r>
+        <w:t xml:space="preserve">7/8 - The global declaration, the full check, storing the item at rear and the wrap-around are all correct. The mark is lost because the full-queue message is returned rather than output: return "Queue full" hands the string back to the caller and nothing is displayed. Use print("Queue full"). (-1)</w:t>
+      </w:r>
+    </w:p>
+  </w:comment>
+  <w:comment w:id="7" w:author="Teacher" w:date="2026-09-25T13:00:00Z" w:initials="T">
+    <w:p>
+      <w:r>
+        <w:t xml:space="preserve">7/8 - The empty check, reading the item at front, the wrap-around and updating orderCount are all correct. The mark is lost for the return string: the question specifies "EMPTY", and Python string comparisons are case-sensitive, so "Empty" would not match what the program is expected to return. (-1)</w:t>
+      </w:r>
+    </w:p>
+  </w:comment>
+  <w:comment w:id="8" w:author="Teacher" w:date="2026-09-25T13:00:00Z" w:initials="T">
+    <w:p>
+      <w:r>
+        <w:t xml:space="preserve">8/10 - All four steps of the main program are present and in the right order, so the logic earns its marks. Two marks are lost because the last four lines use Print with a capital P: Python has no such function, so the program stops with a NameError as soon as it reaches that line. Use print(). (-2)</w:t>
+      </w:r>
+    </w:p>
+  </w:comment>
+  <w:comment w:id="9" w:author="Teacher" w:date="2026-09-25T13:00:00Z" w:initials="T">
+    <w:p>
+      <w:r>
+        <w:t xml:space="preserve">4/5 - The three "EMPTY" values and the fact that the queue is already empty are correct. The final mark is for naming the check in the code: dequeue() tests orderCount == 0 and returns "EMPTY" before it reads the list. (-1)</w:t>
+      </w:r>
+    </w:p>
+  </w:comment>
+</w:comments>
 </file>
 
 <file path=word/endnotes.xml><?xml version="1.0" encoding="utf-8"?>
